--- a/Collatio/10a/1. Textos/2. Limpios/10a-B.docx
+++ b/Collatio/10a/1. Textos/2. Limpios/10a-B.docx
@@ -1,22 +1,25 @@
 
 <file path=word/document.xml><?xml version="1.0" encoding="utf-8"?>
-<w:document xmlns:wpc="http://schemas.microsoft.com/office/word/2010/wordprocessingCanvas" xmlns:cx="http://schemas.microsoft.com/office/drawing/2014/chartex" xmlns:cx1="http://schemas.microsoft.com/office/drawing/2015/9/8/chartex" xmlns:cx2="http://schemas.microsoft.com/office/drawing/2015/10/21/chartex" xmlns:cx3="http://schemas.microsoft.com/office/drawing/2016/5/9/chartex" xmlns:cx4="http://schemas.microsoft.com/office/drawing/2016/5/10/chartex" xmlns:cx5="http://schemas.microsoft.com/office/drawing/2016/5/11/chartex" xmlns:cx6="http://schemas.microsoft.com/office/drawing/2016/5/12/chartex" xmlns:cx7="http://schemas.microsoft.com/office/drawing/2016/5/13/chartex" xmlns:cx8="http://schemas.microsoft.com/office/drawing/2016/5/14/chartex" xmlns:mc="http://schemas.openxmlformats.org/markup-compatibility/2006" xmlns:aink="http://schemas.microsoft.com/office/drawing/2016/ink" xmlns:am3d="http://schemas.microsoft.com/office/drawing/2017/model3d" xmlns:o="urn:schemas-microsoft-com:office:office" xmlns:oel="http://schemas.microsoft.com/office/2019/extlst" xmlns:r="http://schemas.openxmlformats.org/officeDocument/2006/relationships" xmlns:m="http://schemas.openxmlformats.org/officeDocument/2006/math" xmlns:v="urn:schemas-microsoft-com:vml" xmlns:wp14="http://schemas.microsoft.com/office/word/2010/wordprocessingDrawing" xmlns:wp="http://schemas.openxmlformats.org/drawingml/2006/wordprocessingDrawing" xmlns:w10="urn:schemas-microsoft-com:office:word" xmlns:w="http://schemas.openxmlformats.org/wordprocessingml/2006/main" xmlns:w14="http://schemas.microsoft.com/office/word/2010/wordml" xmlns:w15="http://schemas.microsoft.com/office/word/2012/wordml" xmlns:w16cex="http://schemas.microsoft.com/office/word/2018/wordml/cex" xmlns:w16cid="http://schemas.microsoft.com/office/word/2016/wordml/cid" xmlns:w16="http://schemas.microsoft.com/office/word/2018/wordml" xmlns:w16sdtdh="http://schemas.microsoft.com/office/word/2020/wordml/sdtdatahash" xmlns:w16se="http://schemas.microsoft.com/office/word/2015/wordml/symex" xmlns:wpg="http://schemas.microsoft.com/office/word/2010/wordprocessingGroup" xmlns:wpi="http://schemas.microsoft.com/office/word/2010/wordprocessingInk" xmlns:wne="http://schemas.microsoft.com/office/word/2006/wordml" xmlns:wps="http://schemas.microsoft.com/office/word/2010/wordprocessingShape" mc:Ignorable="w14 w15 w16se w16cid w16 w16cex w16sdtdh wp14">
+<w:document xmlns:wpc="http://schemas.microsoft.com/office/word/2010/wordprocessingCanvas" xmlns:cx="http://schemas.microsoft.com/office/drawing/2014/chartex" xmlns:cx1="http://schemas.microsoft.com/office/drawing/2015/9/8/chartex" xmlns:cx2="http://schemas.microsoft.com/office/drawing/2015/10/21/chartex" xmlns:cx3="http://schemas.microsoft.com/office/drawing/2016/5/9/chartex" xmlns:cx4="http://schemas.microsoft.com/office/drawing/2016/5/10/chartex" xmlns:cx5="http://schemas.microsoft.com/office/drawing/2016/5/11/chartex" xmlns:cx6="http://schemas.microsoft.com/office/drawing/2016/5/12/chartex" xmlns:cx7="http://schemas.microsoft.com/office/drawing/2016/5/13/chartex" xmlns:cx8="http://schemas.microsoft.com/office/drawing/2016/5/14/chartex" xmlns:mc="http://schemas.openxmlformats.org/markup-compatibility/2006" xmlns:aink="http://schemas.microsoft.com/office/drawing/2016/ink" xmlns:am3d="http://schemas.microsoft.com/office/drawing/2017/model3d" xmlns:o="urn:schemas-microsoft-com:office:office" xmlns:oel="http://schemas.microsoft.com/office/2019/extlst" xmlns:r="http://schemas.openxmlformats.org/officeDocument/2006/relationships" xmlns:m="http://schemas.openxmlformats.org/officeDocument/2006/math" xmlns:v="urn:schemas-microsoft-com:vml" xmlns:wp14="http://schemas.microsoft.com/office/word/2010/wordprocessingDrawing" xmlns:wp="http://schemas.openxmlformats.org/drawingml/2006/wordprocessingDrawing" xmlns:w10="urn:schemas-microsoft-com:office:word" xmlns:w="http://schemas.openxmlformats.org/wordprocessingml/2006/main" xmlns:w14="http://schemas.microsoft.com/office/word/2010/wordml" xmlns:w15="http://schemas.microsoft.com/office/word/2012/wordml" xmlns:w16cex="http://schemas.microsoft.com/office/word/2018/wordml/cex" xmlns:w16cid="http://schemas.microsoft.com/office/word/2016/wordml/cid" xmlns:w16="http://schemas.microsoft.com/office/word/2018/wordml" xmlns:w16du="http://schemas.microsoft.com/office/word/2023/wordml/word16du" xmlns:w16sdtdh="http://schemas.microsoft.com/office/word/2020/wordml/sdtdatahash" xmlns:w16sdtfl="http://schemas.microsoft.com/office/word/2024/wordml/sdtformatlock" xmlns:w16se="http://schemas.microsoft.com/office/word/2015/wordml/symex" xmlns:wpg="http://schemas.microsoft.com/office/word/2010/wordprocessingGroup" xmlns:wpi="http://schemas.microsoft.com/office/word/2010/wordprocessingInk" xmlns:wne="http://schemas.microsoft.com/office/word/2006/wordml" xmlns:wps="http://schemas.microsoft.com/office/word/2010/wordprocessingShape" mc:Ignorable="w14 w15 w16se w16cid w16 w16cex w16sdtdh w16sdtfl w16du wp14">
   <w:body>
     <w:p>
       <w:pPr>
         <w:rPr>
+          <w:rFonts w:ascii="Brill" w:hAnsi="Brill"/>
           <w:lang w:val="es-ES"/>
         </w:rPr>
       </w:pPr>
       <w:proofErr w:type="spellStart"/>
       <w:r>
         <w:rPr>
+          <w:rFonts w:ascii="Brill" w:hAnsi="Brill"/>
           <w:lang w:val="es-ES"/>
         </w:rPr>
         <w:t>R</w:t>
       </w:r>
       <w:r>
         <w:rPr>
+          <w:rFonts w:ascii="Brill" w:hAnsi="Brill"/>
           <w:lang w:val="es-ES"/>
         </w:rPr>
         <w:t>espondio</w:t>
@@ -24,6 +27,7 @@
       <w:proofErr w:type="spellEnd"/>
       <w:r>
         <w:rPr>
+          <w:rFonts w:ascii="Brill" w:hAnsi="Brill"/>
           <w:lang w:val="es-ES"/>
         </w:rPr>
         <w:t xml:space="preserve"> el </w:t>
@@ -31,6 +35,7 @@
       <w:proofErr w:type="spellStart"/>
       <w:r>
         <w:rPr>
+          <w:rFonts w:ascii="Brill" w:hAnsi="Brill"/>
           <w:lang w:val="es-ES"/>
         </w:rPr>
         <w:t>decipulo</w:t>
@@ -38,6 +43,7 @@
       <w:proofErr w:type="spellEnd"/>
       <w:r>
         <w:rPr>
+          <w:rFonts w:ascii="Brill" w:hAnsi="Brill"/>
           <w:lang w:val="es-ES"/>
         </w:rPr>
         <w:t xml:space="preserve"> maestro ruego te que me digas </w:t>
@@ -45,6 +51,7 @@
       <w:proofErr w:type="spellStart"/>
       <w:r>
         <w:rPr>
+          <w:rFonts w:ascii="Brill" w:hAnsi="Brill"/>
           <w:lang w:val="es-ES"/>
         </w:rPr>
         <w:t>por que</w:t>
@@ -52,6 +59,7 @@
       <w:proofErr w:type="spellEnd"/>
       <w:r>
         <w:rPr>
+          <w:rFonts w:ascii="Brill" w:hAnsi="Brill"/>
           <w:lang w:val="es-ES"/>
         </w:rPr>
         <w:t xml:space="preserve"> </w:t>
@@ -59,6 +67,7 @@
       <w:proofErr w:type="spellStart"/>
       <w:r>
         <w:rPr>
+          <w:rFonts w:ascii="Brill" w:hAnsi="Brill"/>
           <w:lang w:val="es-ES"/>
         </w:rPr>
         <w:t>razon</w:t>
@@ -66,6 +75,7 @@
       <w:proofErr w:type="spellEnd"/>
       <w:r>
         <w:rPr>
+          <w:rFonts w:ascii="Brill" w:hAnsi="Brill"/>
           <w:lang w:val="es-ES"/>
         </w:rPr>
         <w:t xml:space="preserve"> quiso el nuestro señor que santa </w:t>
@@ -73,6 +83,7 @@
       <w:proofErr w:type="spellStart"/>
       <w:r>
         <w:rPr>
+          <w:rFonts w:ascii="Brill" w:hAnsi="Brill"/>
           <w:lang w:val="es-ES"/>
         </w:rPr>
         <w:t>Maria</w:t>
@@ -80,6 +91,7 @@
       <w:proofErr w:type="spellEnd"/>
       <w:r>
         <w:rPr>
+          <w:rFonts w:ascii="Brill" w:hAnsi="Brill"/>
           <w:lang w:val="es-ES"/>
         </w:rPr>
         <w:t xml:space="preserve"> de </w:t>
@@ -87,6 +99,7 @@
       <w:proofErr w:type="spellStart"/>
       <w:r>
         <w:rPr>
+          <w:rFonts w:ascii="Brill" w:hAnsi="Brill"/>
           <w:lang w:val="es-ES"/>
         </w:rPr>
         <w:t>qu</w:t>
@@ -94,6 +107,7 @@
       <w:proofErr w:type="spellEnd"/>
       <w:r>
         <w:rPr>
+          <w:rFonts w:ascii="Brill" w:hAnsi="Brill"/>
           <w:lang w:val="es-ES"/>
         </w:rPr>
         <w:t xml:space="preserve"> el </w:t>
@@ -101,6 +115,7 @@
       <w:proofErr w:type="spellStart"/>
       <w:r>
         <w:rPr>
+          <w:rFonts w:ascii="Brill" w:hAnsi="Brill"/>
           <w:lang w:val="es-ES"/>
         </w:rPr>
         <w:t>priso</w:t>
@@ -108,6 +123,7 @@
       <w:proofErr w:type="spellEnd"/>
       <w:r>
         <w:rPr>
+          <w:rFonts w:ascii="Brill" w:hAnsi="Brill"/>
           <w:lang w:val="es-ES"/>
         </w:rPr>
         <w:t xml:space="preserve"> carne fuese virgen ante que </w:t>
@@ -115,6 +131,7 @@
       <w:proofErr w:type="spellStart"/>
       <w:r>
         <w:rPr>
+          <w:rFonts w:ascii="Brill" w:hAnsi="Brill"/>
           <w:lang w:val="es-ES"/>
         </w:rPr>
         <w:t>concebiese</w:t>
@@ -122,6 +139,7 @@
       <w:proofErr w:type="spellEnd"/>
       <w:r>
         <w:rPr>
+          <w:rFonts w:ascii="Brill" w:hAnsi="Brill"/>
           <w:lang w:val="es-ES"/>
         </w:rPr>
         <w:t xml:space="preserve"> e otro si fincase virgen </w:t>
@@ -129,6 +147,7 @@
       <w:proofErr w:type="spellStart"/>
       <w:r>
         <w:rPr>
+          <w:rFonts w:ascii="Brill" w:hAnsi="Brill"/>
           <w:lang w:val="es-ES"/>
         </w:rPr>
         <w:t>depues</w:t>
@@ -136,6 +155,7 @@
       <w:proofErr w:type="spellEnd"/>
       <w:r>
         <w:rPr>
+          <w:rFonts w:ascii="Brill" w:hAnsi="Brill"/>
           <w:lang w:val="es-ES"/>
         </w:rPr>
         <w:t xml:space="preserve"> que pario </w:t>
@@ -143,6 +163,7 @@
       <w:proofErr w:type="spellStart"/>
       <w:r>
         <w:rPr>
+          <w:rFonts w:ascii="Brill" w:hAnsi="Brill"/>
           <w:lang w:val="es-ES"/>
         </w:rPr>
         <w:t>respondio</w:t>
@@ -150,6 +171,7 @@
       <w:proofErr w:type="spellEnd"/>
       <w:r>
         <w:rPr>
+          <w:rFonts w:ascii="Brill" w:hAnsi="Brill"/>
           <w:lang w:val="es-ES"/>
         </w:rPr>
         <w:t xml:space="preserve"> el maestro la </w:t>
@@ -157,6 +179,7 @@
       <w:proofErr w:type="spellStart"/>
       <w:r>
         <w:rPr>
+          <w:rFonts w:ascii="Brill" w:hAnsi="Brill"/>
           <w:lang w:val="es-ES"/>
         </w:rPr>
         <w:t>razon</w:t>
@@ -164,6 +187,7 @@
       <w:proofErr w:type="spellEnd"/>
       <w:r>
         <w:rPr>
+          <w:rFonts w:ascii="Brill" w:hAnsi="Brill"/>
           <w:lang w:val="es-ES"/>
         </w:rPr>
         <w:t xml:space="preserve"> </w:t>
@@ -171,6 +195,7 @@
       <w:proofErr w:type="spellStart"/>
       <w:r>
         <w:rPr>
+          <w:rFonts w:ascii="Brill" w:hAnsi="Brill"/>
           <w:lang w:val="es-ES"/>
         </w:rPr>
         <w:t>por que</w:t>
@@ -178,6 +203,7 @@
       <w:proofErr w:type="spellEnd"/>
       <w:r>
         <w:rPr>
+          <w:rFonts w:ascii="Brill" w:hAnsi="Brill"/>
           <w:lang w:val="es-ES"/>
         </w:rPr>
         <w:t xml:space="preserve"> dios fizo esto es esta que te yo </w:t>
@@ -185,6 +211,7 @@
       <w:proofErr w:type="spellStart"/>
       <w:r>
         <w:rPr>
+          <w:rFonts w:ascii="Brill" w:hAnsi="Brill"/>
           <w:lang w:val="es-ES"/>
         </w:rPr>
         <w:t>dire</w:t>
@@ -192,6 +219,55 @@
       <w:proofErr w:type="spellEnd"/>
       <w:r>
         <w:rPr>
+          <w:rFonts w:ascii="Brill" w:hAnsi="Brill"/>
+          <w:lang w:val="es-ES"/>
+        </w:rPr>
+        <w:t xml:space="preserve"> agora sepas que </w:t>
+      </w:r>
+      <w:proofErr w:type="spellStart"/>
+      <w:r>
+        <w:rPr>
+          <w:rFonts w:ascii="Brill" w:hAnsi="Brill"/>
+          <w:lang w:val="es-ES"/>
+        </w:rPr>
+        <w:t>quando</w:t>
+      </w:r>
+      <w:proofErr w:type="spellEnd"/>
+      <w:r>
+        <w:rPr>
+          <w:rFonts w:ascii="Brill" w:hAnsi="Brill"/>
+          <w:lang w:val="es-ES"/>
+        </w:rPr>
+        <w:t xml:space="preserve"> Eva peco en el </w:t>
+      </w:r>
+      <w:proofErr w:type="spellStart"/>
+      <w:r>
+        <w:rPr>
+          <w:rFonts w:ascii="Brill" w:hAnsi="Brill"/>
+          <w:lang w:val="es-ES"/>
+        </w:rPr>
+        <w:t>paraiso</w:t>
+      </w:r>
+      <w:proofErr w:type="spellEnd"/>
+      <w:r>
+        <w:rPr>
+          <w:rFonts w:ascii="Brill" w:hAnsi="Brill"/>
+          <w:lang w:val="es-ES"/>
+        </w:rPr>
+        <w:t xml:space="preserve"> que era estonce e virgen que non </w:t>
+      </w:r>
+      <w:proofErr w:type="spellStart"/>
+      <w:r>
+        <w:rPr>
+          <w:rFonts w:ascii="Brill" w:hAnsi="Brill"/>
+          <w:lang w:val="es-ES"/>
+        </w:rPr>
+        <w:t>avia</w:t>
+      </w:r>
+      <w:proofErr w:type="spellEnd"/>
+      <w:r>
+        <w:rPr>
+          <w:rFonts w:ascii="Brill" w:hAnsi="Brill"/>
           <w:lang w:val="es-ES"/>
         </w:rPr>
         <w:t xml:space="preserve"> </w:t>
@@ -199,20 +275,231 @@
       <w:proofErr w:type="spellStart"/>
       <w:r>
         <w:rPr>
-          <w:lang w:val="es-ES"/>
-        </w:rPr>
-        <w:t>agora</w:t>
-      </w:r>
-      <w:proofErr w:type="spellEnd"/>
-      <w:r>
-        <w:rPr>
-          <w:lang w:val="es-ES"/>
-        </w:rPr>
-        <w:t xml:space="preserve"> sepas que </w:t>
-      </w:r>
-      <w:proofErr w:type="spellStart"/>
-      <w:r>
-        <w:rPr>
+          <w:rFonts w:ascii="Brill" w:hAnsi="Brill"/>
+          <w:lang w:val="es-ES"/>
+        </w:rPr>
+        <w:t>conoscido</w:t>
+      </w:r>
+      <w:proofErr w:type="spellEnd"/>
+      <w:r>
+        <w:rPr>
+          <w:rFonts w:ascii="Brill" w:hAnsi="Brill"/>
+          <w:lang w:val="es-ES"/>
+        </w:rPr>
+        <w:t xml:space="preserve"> </w:t>
+      </w:r>
+      <w:proofErr w:type="spellStart"/>
+      <w:r>
+        <w:rPr>
+          <w:rFonts w:ascii="Brill" w:hAnsi="Brill"/>
+          <w:lang w:val="es-ES"/>
+        </w:rPr>
+        <w:t>Adan</w:t>
+      </w:r>
+      <w:proofErr w:type="spellEnd"/>
+      <w:r>
+        <w:rPr>
+          <w:rFonts w:ascii="Brill" w:hAnsi="Brill"/>
+          <w:lang w:val="es-ES"/>
+        </w:rPr>
+        <w:t xml:space="preserve"> su marido nin </w:t>
+      </w:r>
+      <w:proofErr w:type="spellStart"/>
+      <w:r>
+        <w:rPr>
+          <w:rFonts w:ascii="Brill" w:hAnsi="Brill"/>
+          <w:lang w:val="es-ES"/>
+        </w:rPr>
+        <w:t>Adan</w:t>
+      </w:r>
+      <w:proofErr w:type="spellEnd"/>
+      <w:r>
+        <w:rPr>
+          <w:rFonts w:ascii="Brill" w:hAnsi="Brill"/>
+          <w:lang w:val="es-ES"/>
+        </w:rPr>
+        <w:t xml:space="preserve"> non </w:t>
+      </w:r>
+      <w:proofErr w:type="spellStart"/>
+      <w:r>
+        <w:rPr>
+          <w:rFonts w:ascii="Brill" w:hAnsi="Brill"/>
+          <w:lang w:val="es-ES"/>
+        </w:rPr>
+        <w:t>conosciera</w:t>
+      </w:r>
+      <w:proofErr w:type="spellEnd"/>
+      <w:r>
+        <w:rPr>
+          <w:rFonts w:ascii="Brill" w:hAnsi="Brill"/>
+          <w:lang w:val="es-ES"/>
+        </w:rPr>
+        <w:t xml:space="preserve"> a ella como marido deve </w:t>
+      </w:r>
+      <w:proofErr w:type="spellStart"/>
+      <w:r>
+        <w:rPr>
+          <w:rFonts w:ascii="Brill" w:hAnsi="Brill"/>
+          <w:lang w:val="es-ES"/>
+        </w:rPr>
+        <w:t>conosce</w:t>
+      </w:r>
+      <w:proofErr w:type="spellEnd"/>
+      <w:r>
+        <w:rPr>
+          <w:rFonts w:ascii="Brill" w:hAnsi="Brill"/>
+          <w:lang w:val="es-ES"/>
+        </w:rPr>
+        <w:t xml:space="preserve"> a </w:t>
+      </w:r>
+      <w:proofErr w:type="spellStart"/>
+      <w:r>
+        <w:rPr>
+          <w:rFonts w:ascii="Brill" w:hAnsi="Brill"/>
+          <w:lang w:val="es-ES"/>
+        </w:rPr>
+        <w:t>moger</w:t>
+      </w:r>
+      <w:proofErr w:type="spellEnd"/>
+      <w:r>
+        <w:rPr>
+          <w:rFonts w:ascii="Brill" w:hAnsi="Brill"/>
+          <w:lang w:val="es-ES"/>
+        </w:rPr>
+        <w:t xml:space="preserve"> que en anantes non </w:t>
+      </w:r>
+      <w:proofErr w:type="spellStart"/>
+      <w:r>
+        <w:rPr>
+          <w:rFonts w:ascii="Brill" w:hAnsi="Brill"/>
+          <w:lang w:val="es-ES"/>
+        </w:rPr>
+        <w:t>sabian</w:t>
+      </w:r>
+      <w:proofErr w:type="spellEnd"/>
+      <w:r>
+        <w:rPr>
+          <w:rFonts w:ascii="Brill" w:hAnsi="Brill"/>
+          <w:lang w:val="es-ES"/>
+        </w:rPr>
+        <w:t xml:space="preserve"> d esto ninguna cosa que non </w:t>
+      </w:r>
+      <w:proofErr w:type="spellStart"/>
+      <w:r>
+        <w:rPr>
+          <w:rFonts w:ascii="Brill" w:hAnsi="Brill"/>
+          <w:lang w:val="es-ES"/>
+        </w:rPr>
+        <w:t>avian</w:t>
+      </w:r>
+      <w:proofErr w:type="spellEnd"/>
+      <w:r>
+        <w:rPr>
+          <w:rFonts w:ascii="Brill" w:hAnsi="Brill"/>
+          <w:lang w:val="es-ES"/>
+        </w:rPr>
+        <w:t xml:space="preserve"> </w:t>
+      </w:r>
+      <w:proofErr w:type="spellStart"/>
+      <w:r>
+        <w:rPr>
+          <w:rFonts w:ascii="Brill" w:hAnsi="Brill"/>
+          <w:lang w:val="es-ES"/>
+        </w:rPr>
+        <w:t>verguença</w:t>
+      </w:r>
+      <w:proofErr w:type="spellEnd"/>
+      <w:r>
+        <w:rPr>
+          <w:rFonts w:ascii="Brill" w:hAnsi="Brill"/>
+          <w:lang w:val="es-ES"/>
+        </w:rPr>
+        <w:t xml:space="preserve"> de lo que </w:t>
+      </w:r>
+      <w:proofErr w:type="spellStart"/>
+      <w:r>
+        <w:rPr>
+          <w:rFonts w:ascii="Brill" w:hAnsi="Brill"/>
+          <w:lang w:val="es-ES"/>
+        </w:rPr>
+        <w:t>traia</w:t>
+      </w:r>
+      <w:proofErr w:type="spellEnd"/>
+      <w:r>
+        <w:rPr>
+          <w:rFonts w:ascii="Brill" w:hAnsi="Brill"/>
+          <w:lang w:val="es-ES"/>
+        </w:rPr>
+        <w:t xml:space="preserve"> cada uno d ellos consigo e </w:t>
+      </w:r>
+      <w:proofErr w:type="spellStart"/>
+      <w:r>
+        <w:rPr>
+          <w:rFonts w:ascii="Brill" w:hAnsi="Brill"/>
+          <w:lang w:val="es-ES"/>
+        </w:rPr>
+        <w:t>depues</w:t>
+      </w:r>
+      <w:proofErr w:type="spellEnd"/>
+      <w:r>
+        <w:rPr>
+          <w:rFonts w:ascii="Brill" w:hAnsi="Brill"/>
+          <w:lang w:val="es-ES"/>
+        </w:rPr>
+        <w:t xml:space="preserve"> que fueron fuera del </w:t>
+      </w:r>
+      <w:proofErr w:type="spellStart"/>
+      <w:r>
+        <w:rPr>
+          <w:rFonts w:ascii="Brill" w:hAnsi="Brill"/>
+          <w:lang w:val="es-ES"/>
+        </w:rPr>
+        <w:t>paraiso</w:t>
+      </w:r>
+      <w:proofErr w:type="spellEnd"/>
+      <w:r>
+        <w:rPr>
+          <w:rFonts w:ascii="Brill" w:hAnsi="Brill"/>
+          <w:lang w:val="es-ES"/>
+        </w:rPr>
+        <w:t xml:space="preserve"> se ayunto el uno al otro por fazer engendramiento e de </w:t>
+      </w:r>
+      <w:proofErr w:type="spellStart"/>
+      <w:r>
+        <w:rPr>
+          <w:rFonts w:ascii="Brill" w:hAnsi="Brill"/>
+          <w:lang w:val="es-ES"/>
+        </w:rPr>
+        <w:t>alli</w:t>
+      </w:r>
+      <w:proofErr w:type="spellEnd"/>
+      <w:r>
+        <w:rPr>
+          <w:rFonts w:ascii="Brill" w:hAnsi="Brill"/>
+          <w:lang w:val="es-ES"/>
+        </w:rPr>
+        <w:t xml:space="preserve"> adelante ovieron sus fijos e </w:t>
+      </w:r>
+      <w:proofErr w:type="spellStart"/>
+      <w:r>
+        <w:rPr>
+          <w:rFonts w:ascii="Brill" w:hAnsi="Brill"/>
+          <w:lang w:val="es-ES"/>
+        </w:rPr>
+        <w:t>por que</w:t>
+      </w:r>
+      <w:proofErr w:type="spellEnd"/>
+      <w:r>
+        <w:rPr>
+          <w:rFonts w:ascii="Brill" w:hAnsi="Brill"/>
+          <w:lang w:val="es-ES"/>
+        </w:rPr>
+        <w:t xml:space="preserve"> </w:t>
+      </w:r>
+      <w:proofErr w:type="spellStart"/>
+      <w:r>
+        <w:rPr>
+          <w:rFonts w:ascii="Brill" w:hAnsi="Brill"/>
           <w:lang w:val="es-ES"/>
         </w:rPr>
         <w:t>quando</w:t>
@@ -220,48 +507,55 @@
       <w:proofErr w:type="spellEnd"/>
       <w:r>
         <w:rPr>
-          <w:lang w:val="es-ES"/>
-        </w:rPr>
-        <w:t xml:space="preserve"> Eva peco en el </w:t>
-      </w:r>
-      <w:proofErr w:type="spellStart"/>
-      <w:r>
-        <w:rPr>
-          <w:lang w:val="es-ES"/>
-        </w:rPr>
-        <w:t>paraiso</w:t>
-      </w:r>
-      <w:proofErr w:type="spellEnd"/>
-      <w:r>
-        <w:rPr>
-          <w:lang w:val="es-ES"/>
-        </w:rPr>
-        <w:t xml:space="preserve"> que era </w:t>
-      </w:r>
-      <w:proofErr w:type="spellStart"/>
-      <w:r>
-        <w:rPr>
-          <w:lang w:val="es-ES"/>
-        </w:rPr>
-        <w:t>estonce</w:t>
-      </w:r>
-      <w:proofErr w:type="spellEnd"/>
-      <w:r>
-        <w:rPr>
-          <w:lang w:val="es-ES"/>
-        </w:rPr>
-        <w:t xml:space="preserve"> e virgen que non </w:t>
-      </w:r>
-      <w:proofErr w:type="spellStart"/>
-      <w:r>
-        <w:rPr>
-          <w:lang w:val="es-ES"/>
-        </w:rPr>
-        <w:t>avia</w:t>
-      </w:r>
-      <w:proofErr w:type="spellEnd"/>
-      <w:r>
-        <w:rPr>
+          <w:rFonts w:ascii="Brill" w:hAnsi="Brill"/>
+          <w:lang w:val="es-ES"/>
+        </w:rPr>
+        <w:t xml:space="preserve"> este pecado que nos </w:t>
+      </w:r>
+      <w:proofErr w:type="spellStart"/>
+      <w:r>
+        <w:rPr>
+          <w:rFonts w:ascii="Brill" w:hAnsi="Brill"/>
+          <w:lang w:val="es-ES"/>
+        </w:rPr>
+        <w:t>deximos</w:t>
+      </w:r>
+      <w:proofErr w:type="spellEnd"/>
+      <w:r>
+        <w:rPr>
+          <w:rFonts w:ascii="Brill" w:hAnsi="Brill"/>
+          <w:lang w:val="es-ES"/>
+        </w:rPr>
+        <w:t xml:space="preserve"> que fizo Eva era ella virgen por </w:t>
+      </w:r>
+      <w:proofErr w:type="spellStart"/>
+      <w:r>
+        <w:rPr>
+          <w:rFonts w:ascii="Brill" w:hAnsi="Brill"/>
+          <w:lang w:val="es-ES"/>
+        </w:rPr>
+        <w:t>esso</w:t>
+      </w:r>
+      <w:proofErr w:type="spellEnd"/>
+      <w:r>
+        <w:rPr>
+          <w:rFonts w:ascii="Brill" w:hAnsi="Brill"/>
+          <w:lang w:val="es-ES"/>
+        </w:rPr>
+        <w:t xml:space="preserve"> quiso el nuestro señor </w:t>
+      </w:r>
+      <w:proofErr w:type="spellStart"/>
+      <w:r>
+        <w:rPr>
+          <w:rFonts w:ascii="Brill" w:hAnsi="Brill"/>
+          <w:lang w:val="es-ES"/>
+        </w:rPr>
+        <w:t>quando</w:t>
+      </w:r>
+      <w:proofErr w:type="spellEnd"/>
+      <w:r>
+        <w:rPr>
+          <w:rFonts w:ascii="Brill" w:hAnsi="Brill"/>
           <w:lang w:val="es-ES"/>
         </w:rPr>
         <w:t xml:space="preserve"> </w:t>
@@ -269,13 +563,31 @@
       <w:proofErr w:type="spellStart"/>
       <w:r>
         <w:rPr>
-          <w:lang w:val="es-ES"/>
-        </w:rPr>
-        <w:t>conoscido</w:t>
-      </w:r>
-      <w:proofErr w:type="spellEnd"/>
-      <w:r>
-        <w:rPr>
+          <w:rFonts w:ascii="Brill" w:hAnsi="Brill"/>
+          <w:lang w:val="es-ES"/>
+        </w:rPr>
+        <w:t>vieno</w:t>
+      </w:r>
+      <w:proofErr w:type="spellEnd"/>
+      <w:r>
+        <w:rPr>
+          <w:rFonts w:ascii="Brill" w:hAnsi="Brill"/>
+          <w:lang w:val="es-ES"/>
+        </w:rPr>
+        <w:t xml:space="preserve"> a asmar en la </w:t>
+      </w:r>
+      <w:proofErr w:type="spellStart"/>
+      <w:r>
+        <w:rPr>
+          <w:rFonts w:ascii="Brill" w:hAnsi="Brill"/>
+          <w:lang w:val="es-ES"/>
+        </w:rPr>
+        <w:t>encarnacion</w:t>
+      </w:r>
+      <w:proofErr w:type="spellEnd"/>
+      <w:r>
+        <w:rPr>
+          <w:rFonts w:ascii="Brill" w:hAnsi="Brill"/>
           <w:lang w:val="es-ES"/>
         </w:rPr>
         <w:t xml:space="preserve"> </w:t>
@@ -283,27 +595,127 @@
       <w:proofErr w:type="spellStart"/>
       <w:r>
         <w:rPr>
-          <w:lang w:val="es-ES"/>
-        </w:rPr>
-        <w:t>Adan</w:t>
-      </w:r>
-      <w:proofErr w:type="spellEnd"/>
-      <w:r>
-        <w:rPr>
-          <w:lang w:val="es-ES"/>
-        </w:rPr>
-        <w:t xml:space="preserve"> su marido </w:t>
-      </w:r>
-      <w:proofErr w:type="spellStart"/>
-      <w:r>
-        <w:rPr>
-          <w:lang w:val="es-ES"/>
-        </w:rPr>
-        <w:t>nin</w:t>
-      </w:r>
-      <w:proofErr w:type="spellEnd"/>
-      <w:r>
-        <w:rPr>
+          <w:rFonts w:ascii="Brill" w:hAnsi="Brill"/>
+          <w:lang w:val="es-ES"/>
+        </w:rPr>
+        <w:t>qu</w:t>
+      </w:r>
+      <w:proofErr w:type="spellEnd"/>
+      <w:r>
+        <w:rPr>
+          <w:rFonts w:ascii="Brill" w:hAnsi="Brill"/>
+          <w:lang w:val="es-ES"/>
+        </w:rPr>
+        <w:t xml:space="preserve"> el tomo en santa </w:t>
+      </w:r>
+      <w:proofErr w:type="spellStart"/>
+      <w:r>
+        <w:rPr>
+          <w:rFonts w:ascii="Brill" w:hAnsi="Brill"/>
+          <w:lang w:val="es-ES"/>
+        </w:rPr>
+        <w:t>Maria</w:t>
+      </w:r>
+      <w:proofErr w:type="spellEnd"/>
+      <w:r>
+        <w:rPr>
+          <w:rFonts w:ascii="Brill" w:hAnsi="Brill"/>
+          <w:lang w:val="es-ES"/>
+        </w:rPr>
+        <w:t xml:space="preserve"> su madre que fuese virgen tan buena e tan </w:t>
+      </w:r>
+      <w:proofErr w:type="spellStart"/>
+      <w:r>
+        <w:rPr>
+          <w:rFonts w:ascii="Brill" w:hAnsi="Brill"/>
+          <w:lang w:val="es-ES"/>
+        </w:rPr>
+        <w:t>conplida</w:t>
+      </w:r>
+      <w:proofErr w:type="spellEnd"/>
+      <w:r>
+        <w:rPr>
+          <w:rFonts w:ascii="Brill" w:hAnsi="Brill"/>
+          <w:lang w:val="es-ES"/>
+        </w:rPr>
+        <w:t xml:space="preserve"> como ella fue en fecho como en voluntad e </w:t>
+      </w:r>
+      <w:proofErr w:type="spellStart"/>
+      <w:r>
+        <w:rPr>
+          <w:rFonts w:ascii="Brill" w:hAnsi="Brill"/>
+          <w:lang w:val="es-ES"/>
+        </w:rPr>
+        <w:t>depues</w:t>
+      </w:r>
+      <w:proofErr w:type="spellEnd"/>
+      <w:r>
+        <w:rPr>
+          <w:rFonts w:ascii="Brill" w:hAnsi="Brill"/>
+          <w:lang w:val="es-ES"/>
+        </w:rPr>
+        <w:t xml:space="preserve"> d esto quiso que fincase virgen </w:t>
+      </w:r>
+      <w:proofErr w:type="spellStart"/>
+      <w:r>
+        <w:rPr>
+          <w:rFonts w:ascii="Brill" w:hAnsi="Brill"/>
+          <w:lang w:val="es-ES"/>
+        </w:rPr>
+        <w:t>depues</w:t>
+      </w:r>
+      <w:proofErr w:type="spellEnd"/>
+      <w:r>
+        <w:rPr>
+          <w:rFonts w:ascii="Brill" w:hAnsi="Brill"/>
+          <w:lang w:val="es-ES"/>
+        </w:rPr>
+        <w:t xml:space="preserve"> del parto e para toda </w:t>
+      </w:r>
+      <w:proofErr w:type="spellStart"/>
+      <w:r>
+        <w:rPr>
+          <w:rFonts w:ascii="Brill" w:hAnsi="Brill"/>
+          <w:lang w:val="es-ES"/>
+        </w:rPr>
+        <w:t>via</w:t>
+      </w:r>
+      <w:proofErr w:type="spellEnd"/>
+      <w:r>
+        <w:rPr>
+          <w:rFonts w:ascii="Brill" w:hAnsi="Brill"/>
+          <w:lang w:val="es-ES"/>
+        </w:rPr>
+        <w:t xml:space="preserve"> ca Eva era virgen ante que pecase e </w:t>
+      </w:r>
+      <w:proofErr w:type="spellStart"/>
+      <w:r>
+        <w:rPr>
+          <w:rFonts w:ascii="Brill" w:hAnsi="Brill"/>
+          <w:lang w:val="es-ES"/>
+        </w:rPr>
+        <w:t>perdio</w:t>
+      </w:r>
+      <w:proofErr w:type="spellEnd"/>
+      <w:r>
+        <w:rPr>
+          <w:rFonts w:ascii="Brill" w:hAnsi="Brill"/>
+          <w:lang w:val="es-ES"/>
+        </w:rPr>
+        <w:t xml:space="preserve"> la </w:t>
+      </w:r>
+      <w:proofErr w:type="spellStart"/>
+      <w:r>
+        <w:rPr>
+          <w:rFonts w:ascii="Brill" w:hAnsi="Brill"/>
+          <w:lang w:val="es-ES"/>
+        </w:rPr>
+        <w:t>virginidat</w:t>
+      </w:r>
+      <w:proofErr w:type="spellEnd"/>
+      <w:r>
+        <w:rPr>
+          <w:rFonts w:ascii="Brill" w:hAnsi="Brill"/>
           <w:lang w:val="es-ES"/>
         </w:rPr>
         <w:t xml:space="preserve"> </w:t>
@@ -311,41 +723,95 @@
       <w:proofErr w:type="spellStart"/>
       <w:r>
         <w:rPr>
-          <w:lang w:val="es-ES"/>
-        </w:rPr>
-        <w:t>Adan</w:t>
-      </w:r>
-      <w:proofErr w:type="spellEnd"/>
-      <w:r>
-        <w:rPr>
-          <w:lang w:val="es-ES"/>
-        </w:rPr>
-        <w:t xml:space="preserve"> non </w:t>
-      </w:r>
-      <w:proofErr w:type="spellStart"/>
-      <w:r>
-        <w:rPr>
-          <w:lang w:val="es-ES"/>
-        </w:rPr>
-        <w:t>conosciera</w:t>
-      </w:r>
-      <w:proofErr w:type="spellEnd"/>
-      <w:r>
-        <w:rPr>
-          <w:lang w:val="es-ES"/>
-        </w:rPr>
-        <w:t xml:space="preserve"> a ella como marido </w:t>
-      </w:r>
-      <w:proofErr w:type="spellStart"/>
-      <w:r>
-        <w:rPr>
-          <w:lang w:val="es-ES"/>
-        </w:rPr>
-        <w:t>deve</w:t>
-      </w:r>
-      <w:proofErr w:type="spellEnd"/>
-      <w:r>
-        <w:rPr>
+          <w:rFonts w:ascii="Brill" w:hAnsi="Brill"/>
+          <w:lang w:val="es-ES"/>
+        </w:rPr>
+        <w:t>depues</w:t>
+      </w:r>
+      <w:proofErr w:type="spellEnd"/>
+      <w:r>
+        <w:rPr>
+          <w:rFonts w:ascii="Brill" w:hAnsi="Brill"/>
+          <w:lang w:val="es-ES"/>
+        </w:rPr>
+        <w:t xml:space="preserve"> que peco a lo contrario de santa </w:t>
+      </w:r>
+      <w:proofErr w:type="spellStart"/>
+      <w:r>
+        <w:rPr>
+          <w:rFonts w:ascii="Brill" w:hAnsi="Brill"/>
+          <w:lang w:val="es-ES"/>
+        </w:rPr>
+        <w:t>Maria</w:t>
+      </w:r>
+      <w:proofErr w:type="spellEnd"/>
+      <w:r>
+        <w:rPr>
+          <w:rFonts w:ascii="Brill" w:hAnsi="Brill"/>
+          <w:lang w:val="es-ES"/>
+        </w:rPr>
+        <w:t xml:space="preserve"> que fue virgen ante que </w:t>
+      </w:r>
+      <w:proofErr w:type="spellStart"/>
+      <w:r>
+        <w:rPr>
+          <w:rFonts w:ascii="Brill" w:hAnsi="Brill"/>
+          <w:lang w:val="es-ES"/>
+        </w:rPr>
+        <w:t>concebiese</w:t>
+      </w:r>
+      <w:proofErr w:type="spellEnd"/>
+      <w:r>
+        <w:rPr>
+          <w:rFonts w:ascii="Brill" w:hAnsi="Brill"/>
+          <w:lang w:val="es-ES"/>
+        </w:rPr>
+        <w:t xml:space="preserve"> e fue lo </w:t>
+      </w:r>
+      <w:proofErr w:type="spellStart"/>
+      <w:r>
+        <w:rPr>
+          <w:rFonts w:ascii="Brill" w:hAnsi="Brill"/>
+          <w:lang w:val="es-ES"/>
+        </w:rPr>
+        <w:t>depues</w:t>
+      </w:r>
+      <w:proofErr w:type="spellEnd"/>
+      <w:r>
+        <w:rPr>
+          <w:rFonts w:ascii="Brill" w:hAnsi="Brill"/>
+          <w:lang w:val="es-ES"/>
+        </w:rPr>
+        <w:t xml:space="preserve"> del concebimiento e finco virgen </w:t>
+      </w:r>
+      <w:proofErr w:type="spellStart"/>
+      <w:r>
+        <w:rPr>
+          <w:rFonts w:ascii="Brill" w:hAnsi="Brill"/>
+          <w:lang w:val="es-ES"/>
+        </w:rPr>
+        <w:t>depues</w:t>
+      </w:r>
+      <w:proofErr w:type="spellEnd"/>
+      <w:r>
+        <w:rPr>
+          <w:rFonts w:ascii="Brill" w:hAnsi="Brill"/>
+          <w:lang w:val="es-ES"/>
+        </w:rPr>
+        <w:t xml:space="preserve"> del parto de la nacencia de Jesucristo para </w:t>
+      </w:r>
+      <w:proofErr w:type="spellStart"/>
+      <w:r>
+        <w:rPr>
+          <w:rFonts w:ascii="Brill" w:hAnsi="Brill"/>
+          <w:lang w:val="es-ES"/>
+        </w:rPr>
+        <w:t>sienpre</w:t>
+      </w:r>
+      <w:proofErr w:type="spellEnd"/>
+      <w:r>
+        <w:rPr>
+          <w:rFonts w:ascii="Brill" w:hAnsi="Brill"/>
           <w:lang w:val="es-ES"/>
         </w:rPr>
         <w:t xml:space="preserve"> </w:t>
@@ -353,55 +819,127 @@
       <w:proofErr w:type="spellStart"/>
       <w:r>
         <w:rPr>
-          <w:lang w:val="es-ES"/>
-        </w:rPr>
-        <w:t>conosce</w:t>
-      </w:r>
-      <w:proofErr w:type="spellEnd"/>
-      <w:r>
-        <w:rPr>
-          <w:lang w:val="es-ES"/>
-        </w:rPr>
-        <w:t xml:space="preserve"> a </w:t>
-      </w:r>
-      <w:proofErr w:type="spellStart"/>
-      <w:r>
-        <w:rPr>
-          <w:lang w:val="es-ES"/>
-        </w:rPr>
-        <w:t>moger</w:t>
-      </w:r>
-      <w:proofErr w:type="spellEnd"/>
-      <w:r>
-        <w:rPr>
-          <w:lang w:val="es-ES"/>
-        </w:rPr>
-        <w:t xml:space="preserve"> que en anantes non </w:t>
-      </w:r>
-      <w:proofErr w:type="spellStart"/>
-      <w:r>
-        <w:rPr>
-          <w:lang w:val="es-ES"/>
-        </w:rPr>
-        <w:t>sabian</w:t>
-      </w:r>
-      <w:proofErr w:type="spellEnd"/>
-      <w:r>
-        <w:rPr>
-          <w:lang w:val="es-ES"/>
-        </w:rPr>
-        <w:t xml:space="preserve"> d esto ninguna cosa que non </w:t>
-      </w:r>
-      <w:proofErr w:type="spellStart"/>
-      <w:r>
-        <w:rPr>
-          <w:lang w:val="es-ES"/>
-        </w:rPr>
-        <w:t>avian</w:t>
-      </w:r>
-      <w:proofErr w:type="spellEnd"/>
-      <w:r>
-        <w:rPr>
+          <w:rFonts w:ascii="Brill" w:hAnsi="Brill"/>
+          <w:lang w:val="es-ES"/>
+        </w:rPr>
+        <w:t>jamas</w:t>
+      </w:r>
+      <w:proofErr w:type="spellEnd"/>
+      <w:r>
+        <w:rPr>
+          <w:rFonts w:ascii="Brill" w:hAnsi="Brill"/>
+          <w:lang w:val="es-ES"/>
+        </w:rPr>
+        <w:t xml:space="preserve"> e esto por dos cosas la primera por mostrar el su poder </w:t>
+      </w:r>
+      <w:proofErr w:type="spellStart"/>
+      <w:r>
+        <w:rPr>
+          <w:rFonts w:ascii="Brill" w:hAnsi="Brill"/>
+          <w:lang w:val="es-ES"/>
+        </w:rPr>
+        <w:t>quan</w:t>
+      </w:r>
+      <w:proofErr w:type="spellEnd"/>
+      <w:r>
+        <w:rPr>
+          <w:rFonts w:ascii="Brill" w:hAnsi="Brill"/>
+          <w:lang w:val="es-ES"/>
+        </w:rPr>
+        <w:t xml:space="preserve"> grande era en poder lo fazer ca bien falla ombre que la muger puede concebir </w:t>
+      </w:r>
+      <w:proofErr w:type="spellStart"/>
+      <w:r>
+        <w:rPr>
+          <w:rFonts w:ascii="Brill" w:hAnsi="Brill"/>
+          <w:lang w:val="es-ES"/>
+        </w:rPr>
+        <w:t>seyendo</w:t>
+      </w:r>
+      <w:proofErr w:type="spellEnd"/>
+      <w:r>
+        <w:rPr>
+          <w:rFonts w:ascii="Brill" w:hAnsi="Brill"/>
+          <w:lang w:val="es-ES"/>
+        </w:rPr>
+        <w:t xml:space="preserve"> virgen </w:t>
+      </w:r>
+      <w:proofErr w:type="spellStart"/>
+      <w:r>
+        <w:rPr>
+          <w:rFonts w:ascii="Brill" w:hAnsi="Brill"/>
+          <w:lang w:val="es-ES"/>
+        </w:rPr>
+        <w:t>mas</w:t>
+      </w:r>
+      <w:proofErr w:type="spellEnd"/>
+      <w:r>
+        <w:rPr>
+          <w:rFonts w:ascii="Brill" w:hAnsi="Brill"/>
+          <w:lang w:val="es-ES"/>
+        </w:rPr>
+        <w:t xml:space="preserve"> segund natura non puede parir que se non aya a </w:t>
+      </w:r>
+      <w:proofErr w:type="spellStart"/>
+      <w:r>
+        <w:rPr>
+          <w:rFonts w:ascii="Brill" w:hAnsi="Brill"/>
+          <w:lang w:val="es-ES"/>
+        </w:rPr>
+        <w:t>corronper</w:t>
+      </w:r>
+      <w:proofErr w:type="spellEnd"/>
+      <w:r>
+        <w:rPr>
+          <w:rFonts w:ascii="Brill" w:hAnsi="Brill"/>
+          <w:lang w:val="es-ES"/>
+        </w:rPr>
+        <w:t xml:space="preserve"> e esto quiso nuestro señor fazer por </w:t>
+      </w:r>
+      <w:proofErr w:type="spellStart"/>
+      <w:r>
+        <w:rPr>
+          <w:rFonts w:ascii="Brill" w:hAnsi="Brill"/>
+          <w:lang w:val="es-ES"/>
+        </w:rPr>
+        <w:t>miragro</w:t>
+      </w:r>
+      <w:proofErr w:type="spellEnd"/>
+      <w:r>
+        <w:rPr>
+          <w:rFonts w:ascii="Brill" w:hAnsi="Brill"/>
+          <w:lang w:val="es-ES"/>
+        </w:rPr>
+        <w:t xml:space="preserve"> por nos demostrar que tamaño es el su poder la segunda fizo lo por </w:t>
+      </w:r>
+      <w:proofErr w:type="spellStart"/>
+      <w:r>
+        <w:rPr>
+          <w:rFonts w:ascii="Brill" w:hAnsi="Brill"/>
+          <w:lang w:val="es-ES"/>
+        </w:rPr>
+        <w:t>bondat</w:t>
+      </w:r>
+      <w:proofErr w:type="spellEnd"/>
+      <w:r>
+        <w:rPr>
+          <w:rFonts w:ascii="Brill" w:hAnsi="Brill"/>
+          <w:lang w:val="es-ES"/>
+        </w:rPr>
+        <w:t xml:space="preserve"> d ella </w:t>
+      </w:r>
+      <w:proofErr w:type="spellStart"/>
+      <w:r>
+        <w:rPr>
+          <w:rFonts w:ascii="Brill" w:hAnsi="Brill"/>
+          <w:lang w:val="es-ES"/>
+        </w:rPr>
+        <w:t>por que</w:t>
+      </w:r>
+      <w:proofErr w:type="spellEnd"/>
+      <w:r>
+        <w:rPr>
+          <w:rFonts w:ascii="Brill" w:hAnsi="Brill"/>
           <w:lang w:val="es-ES"/>
         </w:rPr>
         <w:t xml:space="preserve"> </w:t>
@@ -409,111 +947,127 @@
       <w:proofErr w:type="spellStart"/>
       <w:r>
         <w:rPr>
-          <w:lang w:val="es-ES"/>
-        </w:rPr>
-        <w:t>verguença</w:t>
-      </w:r>
-      <w:proofErr w:type="spellEnd"/>
-      <w:r>
-        <w:rPr>
-          <w:lang w:val="es-ES"/>
-        </w:rPr>
-        <w:t xml:space="preserve"> de lo que </w:t>
-      </w:r>
-      <w:proofErr w:type="spellStart"/>
-      <w:r>
-        <w:rPr>
-          <w:lang w:val="es-ES"/>
-        </w:rPr>
-        <w:t>traia</w:t>
-      </w:r>
-      <w:proofErr w:type="spellEnd"/>
-      <w:r>
-        <w:rPr>
-          <w:lang w:val="es-ES"/>
-        </w:rPr>
-        <w:t xml:space="preserve"> cada uno d ellos consigo e </w:t>
-      </w:r>
-      <w:proofErr w:type="spellStart"/>
-      <w:r>
-        <w:rPr>
-          <w:lang w:val="es-ES"/>
-        </w:rPr>
-        <w:t>depues</w:t>
-      </w:r>
-      <w:proofErr w:type="spellEnd"/>
-      <w:r>
-        <w:rPr>
-          <w:lang w:val="es-ES"/>
-        </w:rPr>
-        <w:t xml:space="preserve"> que fueron fuera del </w:t>
-      </w:r>
-      <w:proofErr w:type="spellStart"/>
-      <w:r>
-        <w:rPr>
-          <w:lang w:val="es-ES"/>
-        </w:rPr>
-        <w:t>paraiso</w:t>
-      </w:r>
-      <w:proofErr w:type="spellEnd"/>
-      <w:r>
-        <w:rPr>
-          <w:lang w:val="es-ES"/>
-        </w:rPr>
-        <w:t xml:space="preserve"> se ayunto el uno al otro por </w:t>
-      </w:r>
-      <w:proofErr w:type="spellStart"/>
-      <w:r>
-        <w:rPr>
-          <w:lang w:val="es-ES"/>
-        </w:rPr>
-        <w:t>fazer</w:t>
-      </w:r>
-      <w:proofErr w:type="spellEnd"/>
-      <w:r>
-        <w:rPr>
-          <w:lang w:val="es-ES"/>
-        </w:rPr>
-        <w:t xml:space="preserve"> engendramiento e de </w:t>
-      </w:r>
-      <w:proofErr w:type="spellStart"/>
-      <w:r>
-        <w:rPr>
-          <w:lang w:val="es-ES"/>
-        </w:rPr>
-        <w:t>alli</w:t>
-      </w:r>
-      <w:proofErr w:type="spellEnd"/>
-      <w:r>
-        <w:rPr>
-          <w:lang w:val="es-ES"/>
-        </w:rPr>
-        <w:t xml:space="preserve"> adelante </w:t>
-      </w:r>
-      <w:proofErr w:type="spellStart"/>
-      <w:r>
-        <w:rPr>
-          <w:lang w:val="es-ES"/>
-        </w:rPr>
-        <w:t>ovieron</w:t>
-      </w:r>
-      <w:proofErr w:type="spellEnd"/>
-      <w:r>
-        <w:rPr>
-          <w:lang w:val="es-ES"/>
-        </w:rPr>
-        <w:t xml:space="preserve"> sus fijos e </w:t>
-      </w:r>
-      <w:proofErr w:type="spellStart"/>
-      <w:r>
-        <w:rPr>
-          <w:lang w:val="es-ES"/>
-        </w:rPr>
-        <w:t>por que</w:t>
-      </w:r>
-      <w:proofErr w:type="spellEnd"/>
-      <w:r>
-        <w:rPr>
+          <w:rFonts w:ascii="Brill" w:hAnsi="Brill"/>
+          <w:lang w:val="es-ES"/>
+        </w:rPr>
+        <w:t>asi</w:t>
+      </w:r>
+      <w:proofErr w:type="spellEnd"/>
+      <w:r>
+        <w:rPr>
+          <w:rFonts w:ascii="Brill" w:hAnsi="Brill"/>
+          <w:lang w:val="es-ES"/>
+        </w:rPr>
+        <w:t xml:space="preserve"> como ella fue </w:t>
+      </w:r>
+      <w:proofErr w:type="spellStart"/>
+      <w:r>
+        <w:rPr>
+          <w:rFonts w:ascii="Brill" w:hAnsi="Brill"/>
+          <w:lang w:val="es-ES"/>
+        </w:rPr>
+        <w:t>sienpre</w:t>
+      </w:r>
+      <w:proofErr w:type="spellEnd"/>
+      <w:r>
+        <w:rPr>
+          <w:rFonts w:ascii="Brill" w:hAnsi="Brill"/>
+          <w:lang w:val="es-ES"/>
+        </w:rPr>
+        <w:t xml:space="preserve"> sin toda </w:t>
+      </w:r>
+      <w:proofErr w:type="spellStart"/>
+      <w:r>
+        <w:rPr>
+          <w:rFonts w:ascii="Brill" w:hAnsi="Brill"/>
+          <w:lang w:val="es-ES"/>
+        </w:rPr>
+        <w:t>manzilla</w:t>
+      </w:r>
+      <w:proofErr w:type="spellEnd"/>
+      <w:r>
+        <w:rPr>
+          <w:rFonts w:ascii="Brill" w:hAnsi="Brill"/>
+          <w:lang w:val="es-ES"/>
+        </w:rPr>
+        <w:t xml:space="preserve"> que </w:t>
+      </w:r>
+      <w:proofErr w:type="spellStart"/>
+      <w:r>
+        <w:rPr>
+          <w:rFonts w:ascii="Brill" w:hAnsi="Brill"/>
+          <w:lang w:val="es-ES"/>
+        </w:rPr>
+        <w:t>asi</w:t>
+      </w:r>
+      <w:proofErr w:type="spellEnd"/>
+      <w:r>
+        <w:rPr>
+          <w:rFonts w:ascii="Brill" w:hAnsi="Brill"/>
+          <w:lang w:val="es-ES"/>
+        </w:rPr>
+        <w:t xml:space="preserve"> la </w:t>
+      </w:r>
+      <w:proofErr w:type="spellStart"/>
+      <w:r>
+        <w:rPr>
+          <w:rFonts w:ascii="Brill" w:hAnsi="Brill"/>
+          <w:lang w:val="es-ES"/>
+        </w:rPr>
+        <w:t>queria</w:t>
+      </w:r>
+      <w:proofErr w:type="spellEnd"/>
+      <w:r>
+        <w:rPr>
+          <w:rFonts w:ascii="Brill" w:hAnsi="Brill"/>
+          <w:lang w:val="es-ES"/>
+        </w:rPr>
+        <w:t xml:space="preserve"> el guardar para si mesmo para </w:t>
+      </w:r>
+      <w:proofErr w:type="spellStart"/>
+      <w:r>
+        <w:rPr>
+          <w:rFonts w:ascii="Brill" w:hAnsi="Brill"/>
+          <w:lang w:val="es-ES"/>
+        </w:rPr>
+        <w:t>levar</w:t>
+      </w:r>
+      <w:proofErr w:type="spellEnd"/>
+      <w:r>
+        <w:rPr>
+          <w:rFonts w:ascii="Brill" w:hAnsi="Brill"/>
+          <w:lang w:val="es-ES"/>
+        </w:rPr>
+        <w:t xml:space="preserve"> la adornar al reino celestial e poner la a la su mano diestra do </w:t>
+      </w:r>
+      <w:proofErr w:type="spellStart"/>
+      <w:r>
+        <w:rPr>
+          <w:rFonts w:ascii="Brill" w:hAnsi="Brill"/>
+          <w:lang w:val="es-ES"/>
+        </w:rPr>
+        <w:t>regna</w:t>
+      </w:r>
+      <w:proofErr w:type="spellEnd"/>
+      <w:r>
+        <w:rPr>
+          <w:rFonts w:ascii="Brill" w:hAnsi="Brill"/>
+          <w:lang w:val="es-ES"/>
+        </w:rPr>
+        <w:t xml:space="preserve"> el e ella para </w:t>
+      </w:r>
+      <w:proofErr w:type="spellStart"/>
+      <w:r>
+        <w:rPr>
+          <w:rFonts w:ascii="Brill" w:hAnsi="Brill"/>
+          <w:lang w:val="es-ES"/>
+        </w:rPr>
+        <w:t>sienpre</w:t>
+      </w:r>
+      <w:proofErr w:type="spellEnd"/>
+      <w:r>
+        <w:rPr>
+          <w:rFonts w:ascii="Brill" w:hAnsi="Brill"/>
           <w:lang w:val="es-ES"/>
         </w:rPr>
         <w:t xml:space="preserve"> </w:t>
@@ -521,608 +1075,7 @@
       <w:proofErr w:type="spellStart"/>
       <w:r>
         <w:rPr>
-          <w:lang w:val="es-ES"/>
-        </w:rPr>
-        <w:t>quando</w:t>
-      </w:r>
-      <w:proofErr w:type="spellEnd"/>
-      <w:r>
-        <w:rPr>
-          <w:lang w:val="es-ES"/>
-        </w:rPr>
-        <w:t xml:space="preserve"> este pecado que nos </w:t>
-      </w:r>
-      <w:proofErr w:type="spellStart"/>
-      <w:r>
-        <w:rPr>
-          <w:lang w:val="es-ES"/>
-        </w:rPr>
-        <w:t>deximos</w:t>
-      </w:r>
-      <w:proofErr w:type="spellEnd"/>
-      <w:r>
-        <w:rPr>
-          <w:lang w:val="es-ES"/>
-        </w:rPr>
-        <w:t xml:space="preserve"> que fizo Eva era ella virgen por </w:t>
-      </w:r>
-      <w:proofErr w:type="spellStart"/>
-      <w:r>
-        <w:rPr>
-          <w:lang w:val="es-ES"/>
-        </w:rPr>
-        <w:t>esso</w:t>
-      </w:r>
-      <w:proofErr w:type="spellEnd"/>
-      <w:r>
-        <w:rPr>
-          <w:lang w:val="es-ES"/>
-        </w:rPr>
-        <w:t xml:space="preserve"> quiso el nuestro señor </w:t>
-      </w:r>
-      <w:proofErr w:type="spellStart"/>
-      <w:r>
-        <w:rPr>
-          <w:lang w:val="es-ES"/>
-        </w:rPr>
-        <w:t>quando</w:t>
-      </w:r>
-      <w:proofErr w:type="spellEnd"/>
-      <w:r>
-        <w:rPr>
-          <w:lang w:val="es-ES"/>
-        </w:rPr>
-        <w:t xml:space="preserve"> </w:t>
-      </w:r>
-      <w:proofErr w:type="spellStart"/>
-      <w:r>
-        <w:rPr>
-          <w:lang w:val="es-ES"/>
-        </w:rPr>
-        <w:t>vieno</w:t>
-      </w:r>
-      <w:proofErr w:type="spellEnd"/>
-      <w:r>
-        <w:rPr>
-          <w:lang w:val="es-ES"/>
-        </w:rPr>
-        <w:t xml:space="preserve"> a </w:t>
-      </w:r>
-      <w:proofErr w:type="spellStart"/>
-      <w:r>
-        <w:rPr>
-          <w:lang w:val="es-ES"/>
-        </w:rPr>
-        <w:t>asmar</w:t>
-      </w:r>
-      <w:proofErr w:type="spellEnd"/>
-      <w:r>
-        <w:rPr>
-          <w:lang w:val="es-ES"/>
-        </w:rPr>
-        <w:t xml:space="preserve"> en la </w:t>
-      </w:r>
-      <w:proofErr w:type="spellStart"/>
-      <w:r>
-        <w:rPr>
-          <w:lang w:val="es-ES"/>
-        </w:rPr>
-        <w:t>encarnacion</w:t>
-      </w:r>
-      <w:proofErr w:type="spellEnd"/>
-      <w:r>
-        <w:rPr>
-          <w:lang w:val="es-ES"/>
-        </w:rPr>
-        <w:t xml:space="preserve"> </w:t>
-      </w:r>
-      <w:proofErr w:type="spellStart"/>
-      <w:r>
-        <w:rPr>
-          <w:lang w:val="es-ES"/>
-        </w:rPr>
-        <w:t>qu</w:t>
-      </w:r>
-      <w:proofErr w:type="spellEnd"/>
-      <w:r>
-        <w:rPr>
-          <w:lang w:val="es-ES"/>
-        </w:rPr>
-        <w:t xml:space="preserve"> el tomo en santa </w:t>
-      </w:r>
-      <w:proofErr w:type="spellStart"/>
-      <w:r>
-        <w:rPr>
-          <w:lang w:val="es-ES"/>
-        </w:rPr>
-        <w:t>Maria</w:t>
-      </w:r>
-      <w:proofErr w:type="spellEnd"/>
-      <w:r>
-        <w:rPr>
-          <w:lang w:val="es-ES"/>
-        </w:rPr>
-        <w:t xml:space="preserve"> su madre que fuese virgen tan buena e tan </w:t>
-      </w:r>
-      <w:proofErr w:type="spellStart"/>
-      <w:r>
-        <w:rPr>
-          <w:lang w:val="es-ES"/>
-        </w:rPr>
-        <w:t>conplida</w:t>
-      </w:r>
-      <w:proofErr w:type="spellEnd"/>
-      <w:r>
-        <w:rPr>
-          <w:lang w:val="es-ES"/>
-        </w:rPr>
-        <w:t xml:space="preserve"> como ella fue en fecho como en voluntad e </w:t>
-      </w:r>
-      <w:proofErr w:type="spellStart"/>
-      <w:r>
-        <w:rPr>
-          <w:lang w:val="es-ES"/>
-        </w:rPr>
-        <w:t>depues</w:t>
-      </w:r>
-      <w:proofErr w:type="spellEnd"/>
-      <w:r>
-        <w:rPr>
-          <w:lang w:val="es-ES"/>
-        </w:rPr>
-        <w:t xml:space="preserve"> d esto quiso que fincase virgen </w:t>
-      </w:r>
-      <w:proofErr w:type="spellStart"/>
-      <w:r>
-        <w:rPr>
-          <w:lang w:val="es-ES"/>
-        </w:rPr>
-        <w:t>depues</w:t>
-      </w:r>
-      <w:proofErr w:type="spellEnd"/>
-      <w:r>
-        <w:rPr>
-          <w:lang w:val="es-ES"/>
-        </w:rPr>
-        <w:t xml:space="preserve"> del parto e para toda </w:t>
-      </w:r>
-      <w:proofErr w:type="spellStart"/>
-      <w:r>
-        <w:rPr>
-          <w:lang w:val="es-ES"/>
-        </w:rPr>
-        <w:t>via</w:t>
-      </w:r>
-      <w:proofErr w:type="spellEnd"/>
-      <w:r>
-        <w:rPr>
-          <w:lang w:val="es-ES"/>
-        </w:rPr>
-        <w:t xml:space="preserve"> ca Eva era virgen ante que pecase e </w:t>
-      </w:r>
-      <w:proofErr w:type="spellStart"/>
-      <w:r>
-        <w:rPr>
-          <w:lang w:val="es-ES"/>
-        </w:rPr>
-        <w:t>perdio</w:t>
-      </w:r>
-      <w:proofErr w:type="spellEnd"/>
-      <w:r>
-        <w:rPr>
-          <w:lang w:val="es-ES"/>
-        </w:rPr>
-        <w:t xml:space="preserve"> la </w:t>
-      </w:r>
-      <w:proofErr w:type="spellStart"/>
-      <w:r>
-        <w:rPr>
-          <w:lang w:val="es-ES"/>
-        </w:rPr>
-        <w:t>virginidat</w:t>
-      </w:r>
-      <w:proofErr w:type="spellEnd"/>
-      <w:r>
-        <w:rPr>
-          <w:lang w:val="es-ES"/>
-        </w:rPr>
-        <w:t xml:space="preserve"> </w:t>
-      </w:r>
-      <w:proofErr w:type="spellStart"/>
-      <w:r>
-        <w:rPr>
-          <w:lang w:val="es-ES"/>
-        </w:rPr>
-        <w:t>depues</w:t>
-      </w:r>
-      <w:proofErr w:type="spellEnd"/>
-      <w:r>
-        <w:rPr>
-          <w:lang w:val="es-ES"/>
-        </w:rPr>
-        <w:t xml:space="preserve"> que peco a lo contrario de santa </w:t>
-      </w:r>
-      <w:proofErr w:type="spellStart"/>
-      <w:r>
-        <w:rPr>
-          <w:lang w:val="es-ES"/>
-        </w:rPr>
-        <w:t>Maria</w:t>
-      </w:r>
-      <w:proofErr w:type="spellEnd"/>
-      <w:r>
-        <w:rPr>
-          <w:lang w:val="es-ES"/>
-        </w:rPr>
-        <w:t xml:space="preserve"> que fue virgen ante que </w:t>
-      </w:r>
-      <w:proofErr w:type="spellStart"/>
-      <w:r>
-        <w:rPr>
-          <w:lang w:val="es-ES"/>
-        </w:rPr>
-        <w:t>concebiese</w:t>
-      </w:r>
-      <w:proofErr w:type="spellEnd"/>
-      <w:r>
-        <w:rPr>
-          <w:lang w:val="es-ES"/>
-        </w:rPr>
-        <w:t xml:space="preserve"> e fue lo </w:t>
-      </w:r>
-      <w:proofErr w:type="spellStart"/>
-      <w:r>
-        <w:rPr>
-          <w:lang w:val="es-ES"/>
-        </w:rPr>
-        <w:t>depues</w:t>
-      </w:r>
-      <w:proofErr w:type="spellEnd"/>
-      <w:r>
-        <w:rPr>
-          <w:lang w:val="es-ES"/>
-        </w:rPr>
-        <w:t xml:space="preserve"> del concebimiento e finco virgen </w:t>
-      </w:r>
-      <w:proofErr w:type="spellStart"/>
-      <w:r>
-        <w:rPr>
-          <w:lang w:val="es-ES"/>
-        </w:rPr>
-        <w:t>depues</w:t>
-      </w:r>
-      <w:proofErr w:type="spellEnd"/>
-      <w:r>
-        <w:rPr>
-          <w:lang w:val="es-ES"/>
-        </w:rPr>
-        <w:t xml:space="preserve"> del parto de la nacencia de Jesucristo para </w:t>
-      </w:r>
-      <w:proofErr w:type="spellStart"/>
-      <w:r>
-        <w:rPr>
-          <w:lang w:val="es-ES"/>
-        </w:rPr>
-        <w:t>sienpre</w:t>
-      </w:r>
-      <w:proofErr w:type="spellEnd"/>
-      <w:r>
-        <w:rPr>
-          <w:lang w:val="es-ES"/>
-        </w:rPr>
-        <w:t xml:space="preserve"> </w:t>
-      </w:r>
-      <w:proofErr w:type="spellStart"/>
-      <w:r>
-        <w:rPr>
-          <w:lang w:val="es-ES"/>
-        </w:rPr>
-        <w:t>jamas</w:t>
-      </w:r>
-      <w:proofErr w:type="spellEnd"/>
-      <w:r>
-        <w:rPr>
-          <w:lang w:val="es-ES"/>
-        </w:rPr>
-        <w:t xml:space="preserve"> e esto por dos cosas la primera por mostrar el su poder </w:t>
-      </w:r>
-      <w:proofErr w:type="spellStart"/>
-      <w:r>
-        <w:rPr>
-          <w:lang w:val="es-ES"/>
-        </w:rPr>
-        <w:t>quan</w:t>
-      </w:r>
-      <w:proofErr w:type="spellEnd"/>
-      <w:r>
-        <w:rPr>
-          <w:lang w:val="es-ES"/>
-        </w:rPr>
-        <w:t xml:space="preserve"> grande era en poder lo </w:t>
-      </w:r>
-      <w:proofErr w:type="spellStart"/>
-      <w:r>
-        <w:rPr>
-          <w:lang w:val="es-ES"/>
-        </w:rPr>
-        <w:t>fazer</w:t>
-      </w:r>
-      <w:proofErr w:type="spellEnd"/>
-      <w:r>
-        <w:rPr>
-          <w:lang w:val="es-ES"/>
-        </w:rPr>
-        <w:t xml:space="preserve"> ca bien falla </w:t>
-      </w:r>
-      <w:proofErr w:type="spellStart"/>
-      <w:r>
-        <w:rPr>
-          <w:lang w:val="es-ES"/>
-        </w:rPr>
-        <w:t>ombre</w:t>
-      </w:r>
-      <w:proofErr w:type="spellEnd"/>
-      <w:r>
-        <w:rPr>
-          <w:lang w:val="es-ES"/>
-        </w:rPr>
-        <w:t xml:space="preserve"> que la </w:t>
-      </w:r>
-      <w:proofErr w:type="spellStart"/>
-      <w:r>
-        <w:rPr>
-          <w:lang w:val="es-ES"/>
-        </w:rPr>
-        <w:t>muger</w:t>
-      </w:r>
-      <w:proofErr w:type="spellEnd"/>
-      <w:r>
-        <w:rPr>
-          <w:lang w:val="es-ES"/>
-        </w:rPr>
-        <w:t xml:space="preserve"> puede concebir </w:t>
-      </w:r>
-      <w:proofErr w:type="spellStart"/>
-      <w:r>
-        <w:rPr>
-          <w:lang w:val="es-ES"/>
-        </w:rPr>
-        <w:t>seyendo</w:t>
-      </w:r>
-      <w:proofErr w:type="spellEnd"/>
-      <w:r>
-        <w:rPr>
-          <w:lang w:val="es-ES"/>
-        </w:rPr>
-        <w:t xml:space="preserve"> virgen </w:t>
-      </w:r>
-      <w:proofErr w:type="spellStart"/>
-      <w:r>
-        <w:rPr>
-          <w:lang w:val="es-ES"/>
-        </w:rPr>
-        <w:t>mas</w:t>
-      </w:r>
-      <w:proofErr w:type="spellEnd"/>
-      <w:r>
-        <w:rPr>
-          <w:lang w:val="es-ES"/>
-        </w:rPr>
-        <w:t xml:space="preserve"> </w:t>
-      </w:r>
-      <w:proofErr w:type="spellStart"/>
-      <w:r>
-        <w:rPr>
-          <w:lang w:val="es-ES"/>
-        </w:rPr>
-        <w:t>segund</w:t>
-      </w:r>
-      <w:proofErr w:type="spellEnd"/>
-      <w:r>
-        <w:rPr>
-          <w:lang w:val="es-ES"/>
-        </w:rPr>
-        <w:t xml:space="preserve"> natura non puede parir que se non </w:t>
-      </w:r>
-      <w:proofErr w:type="spellStart"/>
-      <w:r>
-        <w:rPr>
-          <w:lang w:val="es-ES"/>
-        </w:rPr>
-        <w:t>aya</w:t>
-      </w:r>
-      <w:proofErr w:type="spellEnd"/>
-      <w:r>
-        <w:rPr>
-          <w:lang w:val="es-ES"/>
-        </w:rPr>
-        <w:t xml:space="preserve"> a </w:t>
-      </w:r>
-      <w:proofErr w:type="spellStart"/>
-      <w:r>
-        <w:rPr>
-          <w:lang w:val="es-ES"/>
-        </w:rPr>
-        <w:t>corronper</w:t>
-      </w:r>
-      <w:proofErr w:type="spellEnd"/>
-      <w:r>
-        <w:rPr>
-          <w:lang w:val="es-ES"/>
-        </w:rPr>
-        <w:t xml:space="preserve"> e esto quiso nuestro señor </w:t>
-      </w:r>
-      <w:proofErr w:type="spellStart"/>
-      <w:r>
-        <w:rPr>
-          <w:lang w:val="es-ES"/>
-        </w:rPr>
-        <w:t>fazer</w:t>
-      </w:r>
-      <w:proofErr w:type="spellEnd"/>
-      <w:r>
-        <w:rPr>
-          <w:lang w:val="es-ES"/>
-        </w:rPr>
-        <w:t xml:space="preserve"> por </w:t>
-      </w:r>
-      <w:proofErr w:type="spellStart"/>
-      <w:r>
-        <w:rPr>
-          <w:lang w:val="es-ES"/>
-        </w:rPr>
-        <w:t>miragro</w:t>
-      </w:r>
-      <w:proofErr w:type="spellEnd"/>
-      <w:r>
-        <w:rPr>
-          <w:lang w:val="es-ES"/>
-        </w:rPr>
-        <w:t xml:space="preserve"> por nos demostrar que tamaño es el su poder la segunda fizo lo por </w:t>
-      </w:r>
-      <w:proofErr w:type="spellStart"/>
-      <w:r>
-        <w:rPr>
-          <w:lang w:val="es-ES"/>
-        </w:rPr>
-        <w:t>bondat</w:t>
-      </w:r>
-      <w:proofErr w:type="spellEnd"/>
-      <w:r>
-        <w:rPr>
-          <w:lang w:val="es-ES"/>
-        </w:rPr>
-        <w:t xml:space="preserve"> d ella </w:t>
-      </w:r>
-      <w:proofErr w:type="spellStart"/>
-      <w:r>
-        <w:rPr>
-          <w:lang w:val="es-ES"/>
-        </w:rPr>
-        <w:t>por que</w:t>
-      </w:r>
-      <w:proofErr w:type="spellEnd"/>
-      <w:r>
-        <w:rPr>
-          <w:lang w:val="es-ES"/>
-        </w:rPr>
-        <w:t xml:space="preserve"> </w:t>
-      </w:r>
-      <w:proofErr w:type="spellStart"/>
-      <w:r>
-        <w:rPr>
-          <w:lang w:val="es-ES"/>
-        </w:rPr>
-        <w:t>asi</w:t>
-      </w:r>
-      <w:proofErr w:type="spellEnd"/>
-      <w:r>
-        <w:rPr>
-          <w:lang w:val="es-ES"/>
-        </w:rPr>
-        <w:t xml:space="preserve"> como ella fue </w:t>
-      </w:r>
-      <w:proofErr w:type="spellStart"/>
-      <w:r>
-        <w:rPr>
-          <w:lang w:val="es-ES"/>
-        </w:rPr>
-        <w:t>sienpre</w:t>
-      </w:r>
-      <w:proofErr w:type="spellEnd"/>
-      <w:r>
-        <w:rPr>
-          <w:lang w:val="es-ES"/>
-        </w:rPr>
-        <w:t xml:space="preserve"> sin toda </w:t>
-      </w:r>
-      <w:proofErr w:type="spellStart"/>
-      <w:r>
-        <w:rPr>
-          <w:lang w:val="es-ES"/>
-        </w:rPr>
-        <w:t>manzilla</w:t>
-      </w:r>
-      <w:proofErr w:type="spellEnd"/>
-      <w:r>
-        <w:rPr>
-          <w:lang w:val="es-ES"/>
-        </w:rPr>
-        <w:t xml:space="preserve"> que </w:t>
-      </w:r>
-      <w:proofErr w:type="spellStart"/>
-      <w:r>
-        <w:rPr>
-          <w:lang w:val="es-ES"/>
-        </w:rPr>
-        <w:t>asi</w:t>
-      </w:r>
-      <w:proofErr w:type="spellEnd"/>
-      <w:r>
-        <w:rPr>
-          <w:lang w:val="es-ES"/>
-        </w:rPr>
-        <w:t xml:space="preserve"> la </w:t>
-      </w:r>
-      <w:proofErr w:type="spellStart"/>
-      <w:r>
-        <w:rPr>
-          <w:lang w:val="es-ES"/>
-        </w:rPr>
-        <w:t>queria</w:t>
-      </w:r>
-      <w:proofErr w:type="spellEnd"/>
-      <w:r>
-        <w:rPr>
-          <w:lang w:val="es-ES"/>
-        </w:rPr>
-        <w:t xml:space="preserve"> el guardar para si mesmo para </w:t>
-      </w:r>
-      <w:proofErr w:type="spellStart"/>
-      <w:r>
-        <w:rPr>
-          <w:lang w:val="es-ES"/>
-        </w:rPr>
-        <w:t>levar</w:t>
-      </w:r>
-      <w:proofErr w:type="spellEnd"/>
-      <w:r>
-        <w:rPr>
-          <w:lang w:val="es-ES"/>
-        </w:rPr>
-        <w:t xml:space="preserve"> la adornar al reino celestial e poner la a la su mano diestra do </w:t>
-      </w:r>
-      <w:proofErr w:type="spellStart"/>
-      <w:r>
-        <w:rPr>
-          <w:lang w:val="es-ES"/>
-        </w:rPr>
-        <w:t>regna</w:t>
-      </w:r>
-      <w:proofErr w:type="spellEnd"/>
-      <w:r>
-        <w:rPr>
-          <w:lang w:val="es-ES"/>
-        </w:rPr>
-        <w:t xml:space="preserve"> el e ella para </w:t>
-      </w:r>
-      <w:proofErr w:type="spellStart"/>
-      <w:r>
-        <w:rPr>
-          <w:lang w:val="es-ES"/>
-        </w:rPr>
-        <w:t>sienpre</w:t>
-      </w:r>
-      <w:proofErr w:type="spellEnd"/>
-      <w:r>
-        <w:rPr>
-          <w:lang w:val="es-ES"/>
-        </w:rPr>
-        <w:t xml:space="preserve"> </w:t>
-      </w:r>
-      <w:proofErr w:type="spellStart"/>
-      <w:r>
-        <w:rPr>
+          <w:rFonts w:ascii="Brill" w:hAnsi="Brill"/>
           <w:lang w:val="es-ES"/>
         </w:rPr>
         <w:t>jamas</w:t>
@@ -1140,7 +1093,7 @@
 </file>
 
 <file path=word/styles.xml><?xml version="1.0" encoding="utf-8"?>
-<w:styles xmlns:mc="http://schemas.openxmlformats.org/markup-compatibility/2006" xmlns:r="http://schemas.openxmlformats.org/officeDocument/2006/relationships" xmlns:w="http://schemas.openxmlformats.org/wordprocessingml/2006/main" xmlns:w14="http://schemas.microsoft.com/office/word/2010/wordml" xmlns:w15="http://schemas.microsoft.com/office/word/2012/wordml" xmlns:w16cex="http://schemas.microsoft.com/office/word/2018/wordml/cex" xmlns:w16cid="http://schemas.microsoft.com/office/word/2016/wordml/cid" xmlns:w16="http://schemas.microsoft.com/office/word/2018/wordml" xmlns:w16sdtdh="http://schemas.microsoft.com/office/word/2020/wordml/sdtdatahash" xmlns:w16se="http://schemas.microsoft.com/office/word/2015/wordml/symex" mc:Ignorable="w14 w15 w16se w16cid w16 w16cex w16sdtdh">
+<w:styles xmlns:mc="http://schemas.openxmlformats.org/markup-compatibility/2006" xmlns:r="http://schemas.openxmlformats.org/officeDocument/2006/relationships" xmlns:w="http://schemas.openxmlformats.org/wordprocessingml/2006/main" xmlns:w14="http://schemas.microsoft.com/office/word/2010/wordml" xmlns:w15="http://schemas.microsoft.com/office/word/2012/wordml" xmlns:w16cex="http://schemas.microsoft.com/office/word/2018/wordml/cex" xmlns:w16cid="http://schemas.microsoft.com/office/word/2016/wordml/cid" xmlns:w16="http://schemas.microsoft.com/office/word/2018/wordml" xmlns:w16du="http://schemas.microsoft.com/office/word/2023/wordml/word16du" xmlns:w16sdtdh="http://schemas.microsoft.com/office/word/2020/wordml/sdtdatahash" xmlns:w16sdtfl="http://schemas.microsoft.com/office/word/2024/wordml/sdtformatlock" xmlns:w16se="http://schemas.microsoft.com/office/word/2015/wordml/symex" mc:Ignorable="w14 w15 w16se w16cid w16 w16cex w16sdtdh w16sdtfl w16du">
   <w:docDefaults>
     <w:rPrDefault>
       <w:rPr>
